--- a/thesis-investor-segmentation/thesis/exports/build/reference.docx
+++ b/thesis-investor-segmentation/thesis/exports/build/reference.docx
@@ -842,8 +842,15 @@
     <w:unhideWhenUsed/>
     <w:rsid w:val="00AA1D8D"/>
     <w:pPr>
-      <w:spacing w:after="120"/>
-    </w:pPr>
+      <w:spacing w:after="0" w:line="360" w:lineRule="auto"/>
+      <w:jc w:val="both"/>
+    </w:pPr>
+    <w:rPr>
+      <w:rFonts w:ascii="Times New Roman" w:hAnsi="Times New Roman" w:eastAsia="標楷體"/>
+      <w:b w:val="0"/>
+      <w:color w:val="000000"/>
+      <w:sz w:val="24"/>
+    </w:rPr>
   </w:style>
   <w:style w:type="character" w:customStyle="1" w:styleId="BodyTextChar">
     <w:name w:val="Body Text Char"/>
@@ -12108,6 +12115,26 @@
         <w:shd w:val="clear" w:color="auto" w:fill="FBCAA2" w:themeFill="accent6" w:themeFillTint="7F"/>
       </w:tcPr>
     </w:tblStylePr>
+  </w:style>
+  <w:style w:type="paragraph" w:customStyle="1" w:styleId="SourceCode">
+    <w:name w:val="Source Code"/>
+    <w:basedOn w:val="Normal"/>
+    <w:pPr>
+      <w:spacing w:after="0" w:line="240" w:lineRule="auto"/>
+    </w:pPr>
+    <w:rPr>
+      <w:rFonts w:ascii="Courier New" w:hAnsi="Courier New" w:eastAsia="細明體"/>
+      <w:b w:val="0"/>
+      <w:color w:val="000000"/>
+      <w:sz w:val="22"/>
+    </w:rPr>
+  </w:style>
+  <w:style w:type="character" w:customStyle="1" w:styleId="VerbatimChar">
+    <w:name w:val="Verbatim Char"/>
+    <w:rPr>
+      <w:rFonts w:eastAsia="細明體" w:ascii="Courier New" w:hAnsi="Courier New"/>
+      <w:sz w:val="22"/>
+    </w:rPr>
   </w:style>
   <w:style w:type="table" w:customStyle="1" w:styleId="Table">
     <w:name w:val="Table"/>

--- a/thesis-investor-segmentation/thesis/exports/build/reference.docx
+++ b/thesis-investor-segmentation/thesis/exports/build/reference.docx
@@ -12135,6 +12135,14 @@
       <w:rFonts w:eastAsia="細明體" w:ascii="Courier New" w:hAnsi="Courier New"/>
       <w:sz w:val="22"/>
     </w:rPr>
+  </w:style>
+  <w:style w:type="paragraph" w:customStyle="1" w:styleId="References">
+    <w:name w:val="References"/>
+    <w:basedOn w:val="Normal"/>
+    <w:pPr>
+      <w:spacing w:after="120"/>
+      <w:ind w:left="480" w:hanging="480"/>
+    </w:pPr>
   </w:style>
   <w:style w:type="table" w:customStyle="1" w:styleId="Table">
     <w:name w:val="Table"/>

--- a/thesis-investor-segmentation/thesis/exports/build/reference.docx
+++ b/thesis-investor-segmentation/thesis/exports/build/reference.docx
@@ -4,7 +4,7 @@
   <w:body>
     <w:sectPr>
       <w:footerReference w:type="default" r:id="rId9"/>
-      <w:pgSz w:w="12240" w:h="15840"/>
+      <w:pgSz w:w="11906" w:h="16838"/>
       <w:pgMar w:top="1417" w:right="1417" w:bottom="1417" w:left="1984" w:header="720" w:footer="720" w:gutter="0"/>
       <w:cols w:space="720"/>
       <w:docGrid w:linePitch="360"/>
@@ -12143,6 +12143,20 @@
       <w:spacing w:after="120"/>
       <w:ind w:left="480" w:hanging="480"/>
     </w:pPr>
+  </w:style>
+  <w:style w:type="paragraph" w:customStyle="1" w:styleId="TableCaption">
+    <w:name w:val="TableCaption"/>
+    <w:basedOn w:val="Normal"/>
+    <w:pPr>
+      <w:spacing w:before="240" w:after="120" w:line="240" w:lineRule="auto"/>
+      <w:jc w:val="center"/>
+    </w:pPr>
+    <w:rPr>
+      <w:rFonts w:ascii="Times New Roman" w:hAnsi="Times New Roman" w:eastAsia="標楷體"/>
+      <w:b/>
+      <w:color w:val="000000"/>
+      <w:sz w:val="24"/>
+    </w:rPr>
   </w:style>
   <w:style w:type="table" w:customStyle="1" w:styleId="Table">
     <w:name w:val="Table"/>

--- a/thesis-investor-segmentation/thesis/exports/build/reference.docx
+++ b/thesis-investor-segmentation/thesis/exports/build/reference.docx
@@ -12149,6 +12149,28 @@
     <w:basedOn w:val="Normal"/>
     <w:pPr>
       <w:spacing w:before="240" w:after="120" w:line="240" w:lineRule="auto"/>
+      <w:jc w:val="center"/>
+    </w:pPr>
+    <w:rPr>
+      <w:rFonts w:ascii="Times New Roman" w:hAnsi="Times New Roman" w:eastAsia="標楷體"/>
+      <w:b/>
+      <w:color w:val="000000"/>
+      <w:sz w:val="24"/>
+    </w:rPr>
+  </w:style>
+  <w:style w:type="paragraph" w:customStyle="1" w:styleId="Figure">
+    <w:name w:val="Figure"/>
+    <w:basedOn w:val="Normal"/>
+    <w:pPr>
+      <w:spacing w:before="240" w:after="120"/>
+      <w:jc w:val="center"/>
+    </w:pPr>
+  </w:style>
+  <w:style w:type="paragraph" w:customStyle="1" w:styleId="FigureCaption">
+    <w:name w:val="FigureCaption"/>
+    <w:basedOn w:val="Normal"/>
+    <w:pPr>
+      <w:spacing w:before="120" w:after="240" w:line="240" w:lineRule="auto"/>
       <w:jc w:val="center"/>
     </w:pPr>
     <w:rPr>
